--- a/Enrollment Center/Enrollment Center - Technical Design (S4HANA Data Sources, APIs, CDS, BRFplus) v1.0.docx
+++ b/Enrollment Center/Enrollment Center - Technical Design (S4HANA Data Sources, APIs, CDS, BRFplus) v1.0.docx
@@ -159,7 +159,7 @@
               <w:rPr>
                 <w:sz w:val="19"/>
               </w:rPr>
-              <w:t>1.0 (Draft for Review)</w:t>
+              <w:t>1.1 (program catalog extended from the U.S. Utility Customer Programs Reference)</w:t>
             </w:r>
           </w:p>
         </w:tc>
@@ -221,7 +221,7 @@
               <w:rPr>
                 <w:sz w:val="19"/>
               </w:rPr>
-              <w:t>Enrollment Center – SAP Service Cloud V2 Solution Design v2.0; CS-01 / CS-02 BPDs; interactive demo (3 URLs)</w:t>
+              <w:t>Enrollment Center – SAP Service Cloud V2 Solution Design v2.0; CS-01 / CS-02 BPDs; U.S. Utility Customer Programs Reference Catalog (Aug 2026); interactive demo (3 URLs)</w:t>
             </w:r>
           </w:p>
         </w:tc>
@@ -251,7 +251,7 @@
               <w:rPr>
                 <w:sz w:val="19"/>
               </w:rPr>
-              <w:t>SAP S/4HANA Utilities CDS view catalog and API guide (client reference library); legacy CRM Enrollment Center FS/TS (FUNC_PGMENRL_PRECHECK, RS_DPP_INT_VALIDATION, ZRFC_GET_RATE_CATEGORY)</w:t>
+              <w:t>SAP S/4HANA Utilities CDS view catalog and API guide (client reference library); legacy CRM Enrollment Center FS/TS (FUNC_PGMENRL_PRECHECK, RS_DPP_INT_VALIDATION, ZRFC_GET_RATE_CATEGORY); U.S. Utility Customer Programs Reference (program groups, SAP representation model)</w:t>
             </w:r>
           </w:p>
         </w:tc>
@@ -1092,7 +1092,481 @@
         <w:pStyle w:val="Heading2"/>
       </w:pPr>
       <w:r>
-        <w:t>2.2 Data Flow Summary</w:t>
+        <w:t>2.2 Program Grouping and System-of-Record Model</w:t>
+      </w:r>
+    </w:p>
+    <w:p>
+      <w:r>
+        <w:rPr>
+          <w:b w:val="0"/>
+        </w:rPr>
+        <w:t>Per the U.S. Utility Customer Programs Reference, programs are grouped by the dimension of the customer relationship they change — that dimension determines the SAP object that carries them and therefore the fulfillment recipe. The Enrollment Center is the single agent front door for all groups; ownership differs:</w:t>
+      </w:r>
+    </w:p>
+    <w:tbl>
+      <w:tblPr>
+        <w:tblStyle w:val="TableGrid"/>
+        <w:tblW w:type="auto" w:w="0"/>
+        <w:jc w:val="center"/>
+        <w:tblLayout w:type="fixed"/>
+        <w:tblLook w:firstColumn="1" w:firstRow="1" w:lastColumn="0" w:lastRow="0" w:noHBand="0" w:noVBand="1" w:val="04A0"/>
+      </w:tblPr>
+      <w:tblGrid>
+        <w:gridCol w:w="2160"/>
+        <w:gridCol w:w="2160"/>
+        <w:gridCol w:w="2160"/>
+        <w:gridCol w:w="2160"/>
+      </w:tblGrid>
+      <w:tr>
+        <w:tc>
+          <w:tcPr>
+            <w:tcW w:type="dxa" w:w="1584"/>
+            <w:shd w:val="clear" w:fill="1F4E79"/>
+          </w:tcPr>
+          <w:p>
+            <w:r/>
+            <w:r>
+              <w:rPr>
+                <w:b/>
+                <w:color w:val="FFFFFF"/>
+                <w:sz w:val="16"/>
+              </w:rPr>
+              <w:t>Group</w:t>
+            </w:r>
+          </w:p>
+        </w:tc>
+        <w:tc>
+          <w:tcPr>
+            <w:tcW w:type="dxa" w:w="2736"/>
+            <w:shd w:val="clear" w:fill="1F4E79"/>
+          </w:tcPr>
+          <w:p>
+            <w:r/>
+            <w:r>
+              <w:rPr>
+                <w:b/>
+                <w:color w:val="FFFFFF"/>
+                <w:sz w:val="16"/>
+              </w:rPr>
+              <w:t>Programs (examples)</w:t>
+            </w:r>
+          </w:p>
+        </w:tc>
+        <w:tc>
+          <w:tcPr>
+            <w:tcW w:type="dxa" w:w="3168"/>
+            <w:shd w:val="clear" w:fill="1F4E79"/>
+          </w:tcPr>
+          <w:p>
+            <w:r/>
+            <w:r>
+              <w:rPr>
+                <w:b/>
+                <w:color w:val="FFFFFF"/>
+                <w:sz w:val="16"/>
+              </w:rPr>
+              <w:t>SAP Representation / Owner</w:t>
+            </w:r>
+          </w:p>
+        </w:tc>
+        <w:tc>
+          <w:tcPr>
+            <w:tcW w:type="dxa" w:w="1872"/>
+            <w:shd w:val="clear" w:fill="1F4E79"/>
+          </w:tcPr>
+          <w:p>
+            <w:r/>
+            <w:r>
+              <w:rPr>
+                <w:b/>
+                <w:color w:val="FFFFFF"/>
+                <w:sz w:val="16"/>
+              </w:rPr>
+              <w:t>Recipe Family</w:t>
+            </w:r>
+          </w:p>
+        </w:tc>
+      </w:tr>
+      <w:tr>
+        <w:tc>
+          <w:tcPr>
+            <w:tcW w:type="dxa" w:w="1584"/>
+          </w:tcPr>
+          <w:p>
+            <w:r/>
+            <w:r>
+              <w:rPr>
+                <w:sz w:val="16"/>
+              </w:rPr>
+              <w:t>Rate / pricing</w:t>
+            </w:r>
+          </w:p>
+        </w:tc>
+        <w:tc>
+          <w:tcPr>
+            <w:tcW w:type="dxa" w:w="2736"/>
+          </w:tcPr>
+          <w:p>
+            <w:r/>
+            <w:r>
+              <w:rPr>
+                <w:sz w:val="16"/>
+              </w:rPr>
+              <w:t>TOU, CPP, Dynamic Peak Pricing (DPP — the legacy Enrollment Center's rate program, fulfilled as product change to the DPP/RCPP rate), PTR rate variants, EV rate, Green Power, Community Solar, NEM, Interruptible tariff</w:t>
+            </w:r>
+          </w:p>
+        </w:tc>
+        <w:tc>
+          <w:tcPr>
+            <w:tcW w:type="dxa" w:w="3168"/>
+          </w:tcPr>
+          <w:p>
+            <w:r/>
+            <w:r>
+              <w:rPr>
+                <w:sz w:val="16"/>
+              </w:rPr>
+              <w:t>Rate category / utilities product, product options and surcharge operands on the installation (IS-U)</w:t>
+            </w:r>
+          </w:p>
+        </w:tc>
+        <w:tc>
+          <w:tcPr>
+            <w:tcW w:type="dxa" w:w="1872"/>
+          </w:tcPr>
+          <w:p>
+            <w:r/>
+            <w:r>
+              <w:rPr>
+                <w:sz w:val="16"/>
+              </w:rPr>
+              <w:t>RECIPE_RATE</w:t>
+            </w:r>
+          </w:p>
+        </w:tc>
+      </w:tr>
+      <w:tr>
+        <w:tc>
+          <w:tcPr>
+            <w:tcW w:type="dxa" w:w="1584"/>
+            <w:shd w:val="clear" w:fill="DEEAF6"/>
+          </w:tcPr>
+          <w:p>
+            <w:r/>
+            <w:r>
+              <w:rPr>
+                <w:sz w:val="16"/>
+              </w:rPr>
+              <w:t>Bill-calculation behavior</w:t>
+            </w:r>
+          </w:p>
+        </w:tc>
+        <w:tc>
+          <w:tcPr>
+            <w:tcW w:type="dxa" w:w="2736"/>
+            <w:shd w:val="clear" w:fill="DEEAF6"/>
+          </w:tcPr>
+          <w:p>
+            <w:r/>
+            <w:r>
+              <w:rPr>
+                <w:sz w:val="16"/>
+              </w:rPr>
+              <w:t>Budget Billing, Summary/Consolidated Billing</w:t>
+            </w:r>
+          </w:p>
+        </w:tc>
+        <w:tc>
+          <w:tcPr>
+            <w:tcW w:type="dxa" w:w="3168"/>
+            <w:shd w:val="clear" w:fill="DEEAF6"/>
+          </w:tcPr>
+          <w:p>
+            <w:r/>
+            <w:r>
+              <w:rPr>
+                <w:sz w:val="16"/>
+              </w:rPr>
+              <w:t>Budget billing plan; joint invoicing / bill grouping (IS-U billing config)</w:t>
+            </w:r>
+          </w:p>
+        </w:tc>
+        <w:tc>
+          <w:tcPr>
+            <w:tcW w:type="dxa" w:w="1872"/>
+            <w:shd w:val="clear" w:fill="DEEAF6"/>
+          </w:tcPr>
+          <w:p>
+            <w:r/>
+            <w:r>
+              <w:rPr>
+                <w:sz w:val="16"/>
+              </w:rPr>
+              <w:t>RECIPE_BB, RECIPE_BILLCONFIG</w:t>
+            </w:r>
+          </w:p>
+        </w:tc>
+      </w:tr>
+      <w:tr>
+        <w:tc>
+          <w:tcPr>
+            <w:tcW w:type="dxa" w:w="1584"/>
+          </w:tcPr>
+          <w:p>
+            <w:r/>
+            <w:r>
+              <w:rPr>
+                <w:sz w:val="16"/>
+              </w:rPr>
+              <w:t>Payment behavior</w:t>
+            </w:r>
+          </w:p>
+        </w:tc>
+        <w:tc>
+          <w:tcPr>
+            <w:tcW w:type="dxa" w:w="2736"/>
+          </w:tcPr>
+          <w:p>
+            <w:r/>
+            <w:r>
+              <w:rPr>
+                <w:sz w:val="16"/>
+              </w:rPr>
+              <w:t>AutoPay, CSDD, Deferred Payment Arrangement (DPA), Payment Extension, PrePay, AMP</w:t>
+            </w:r>
+          </w:p>
+        </w:tc>
+        <w:tc>
+          <w:tcPr>
+            <w:tcW w:type="dxa" w:w="3168"/>
+          </w:tcPr>
+          <w:p>
+            <w:r/>
+            <w:r>
+              <w:rPr>
+                <w:sz w:val="16"/>
+              </w:rPr>
+              <w:t>Contract account (FI-CA): payment method, due-date terms, installment plans, deferrals, prepay settings</w:t>
+            </w:r>
+          </w:p>
+        </w:tc>
+        <w:tc>
+          <w:tcPr>
+            <w:tcW w:type="dxa" w:w="1872"/>
+          </w:tcPr>
+          <w:p>
+            <w:r/>
+            <w:r>
+              <w:rPr>
+                <w:sz w:val="16"/>
+              </w:rPr>
+              <w:t>RECIPE_PAYMENT, RECIPE_DPA, RECIPE_PREPAY, RECIPE_CSDD</w:t>
+            </w:r>
+          </w:p>
+        </w:tc>
+      </w:tr>
+      <w:tr>
+        <w:tc>
+          <w:tcPr>
+            <w:tcW w:type="dxa" w:w="1584"/>
+            <w:shd w:val="clear" w:fill="DEEAF6"/>
+          </w:tcPr>
+          <w:p>
+            <w:r/>
+            <w:r>
+              <w:rPr>
+                <w:sz w:val="16"/>
+              </w:rPr>
+              <w:t>Communication / channel</w:t>
+            </w:r>
+          </w:p>
+        </w:tc>
+        <w:tc>
+          <w:tcPr>
+            <w:tcW w:type="dxa" w:w="2736"/>
+            <w:shd w:val="clear" w:fill="DEEAF6"/>
+          </w:tcPr>
+          <w:p>
+            <w:r/>
+            <w:r>
+              <w:rPr>
+                <w:sz w:val="16"/>
+              </w:rPr>
+              <w:t>eBill, Usage/High-Bill Alerts, Third-Party Notification</w:t>
+            </w:r>
+          </w:p>
+        </w:tc>
+        <w:tc>
+          <w:tcPr>
+            <w:tcW w:type="dxa" w:w="3168"/>
+            <w:shd w:val="clear" w:fill="DEEAF6"/>
+          </w:tcPr>
+          <w:p>
+            <w:r/>
+            <w:r>
+              <w:rPr>
+                <w:sz w:val="16"/>
+              </w:rPr>
+              <w:t>Correspondence control + BP communication data; notification platform for alert delivery</w:t>
+            </w:r>
+          </w:p>
+        </w:tc>
+        <w:tc>
+          <w:tcPr>
+            <w:tcW w:type="dxa" w:w="1872"/>
+            <w:shd w:val="clear" w:fill="DEEAF6"/>
+          </w:tcPr>
+          <w:p>
+            <w:r/>
+            <w:r>
+              <w:rPr>
+                <w:sz w:val="16"/>
+              </w:rPr>
+              <w:t>RECIPE_EBILL, RECIPE_CORR, RECIPE_NOTIF</w:t>
+            </w:r>
+          </w:p>
+        </w:tc>
+      </w:tr>
+      <w:tr>
+        <w:tc>
+          <w:tcPr>
+            <w:tcW w:type="dxa" w:w="1584"/>
+          </w:tcPr>
+          <w:p>
+            <w:r/>
+            <w:r>
+              <w:rPr>
+                <w:sz w:val="16"/>
+              </w:rPr>
+              <w:t>Assistance / protected status</w:t>
+            </w:r>
+          </w:p>
+        </w:tc>
+        <w:tc>
+          <w:tcPr>
+            <w:tcW w:type="dxa" w:w="2736"/>
+          </w:tcPr>
+          <w:p>
+            <w:r/>
+            <w:r>
+              <w:rPr>
+                <w:sz w:val="16"/>
+              </w:rPr>
+              <w:t>CARE/FERA, LIHEAP, PIPP, Medical Baseline / Life Support</w:t>
+            </w:r>
+          </w:p>
+        </w:tc>
+        <w:tc>
+          <w:tcPr>
+            <w:tcW w:type="dxa" w:w="3168"/>
+          </w:tcPr>
+          <w:p>
+            <w:r/>
+            <w:r>
+              <w:rPr>
+                <w:sz w:val="16"/>
+              </w:rPr>
+              <w:t>BP/CA status marks + rate discount + dunning protection (IS-U / FI-CA)</w:t>
+            </w:r>
+          </w:p>
+        </w:tc>
+        <w:tc>
+          <w:tcPr>
+            <w:tcW w:type="dxa" w:w="1872"/>
+          </w:tcPr>
+          <w:p>
+            <w:r/>
+            <w:r>
+              <w:rPr>
+                <w:sz w:val="16"/>
+              </w:rPr>
+              <w:t>RECIPE_ASSIST</w:t>
+            </w:r>
+          </w:p>
+        </w:tc>
+      </w:tr>
+      <w:tr>
+        <w:tc>
+          <w:tcPr>
+            <w:tcW w:type="dxa" w:w="1584"/>
+            <w:shd w:val="clear" w:fill="DEEAF6"/>
+          </w:tcPr>
+          <w:p>
+            <w:r/>
+            <w:r>
+              <w:rPr>
+                <w:sz w:val="16"/>
+              </w:rPr>
+              <w:t>DER / DR lifecycle</w:t>
+            </w:r>
+          </w:p>
+        </w:tc>
+        <w:tc>
+          <w:tcPr>
+            <w:tcW w:type="dxa" w:w="2736"/>
+            <w:shd w:val="clear" w:fill="DEEAF6"/>
+          </w:tcPr>
+          <w:p>
+            <w:r/>
+            <w:r>
+              <w:rPr>
+                <w:sz w:val="16"/>
+              </w:rPr>
+              <w:t>Smart Thermostat/BYOD, DLC/Peak Power Savers, PTR events, EV Managed Charging, battery/VPP, C&amp;I curtailment, OpenADR, EE rebates</w:t>
+            </w:r>
+          </w:p>
+        </w:tc>
+        <w:tc>
+          <w:tcPr>
+            <w:tcW w:type="dxa" w:w="3168"/>
+            <w:shd w:val="clear" w:fill="DEEAF6"/>
+          </w:tcPr>
+          <w:p>
+            <w:r/>
+            <w:r>
+              <w:rPr>
+                <w:sz w:val="16"/>
+              </w:rPr>
+              <w:t>NOT native IS-U: full lifecycle (eligibility, enrollment, events, performance, incentives) owned by the BTP DER platform; only a thin date-effective participation reference in S/4HANA</w:t>
+            </w:r>
+          </w:p>
+        </w:tc>
+        <w:tc>
+          <w:tcPr>
+            <w:tcW w:type="dxa" w:w="1872"/>
+            <w:shd w:val="clear" w:fill="DEEAF6"/>
+          </w:tcPr>
+          <w:p>
+            <w:r/>
+            <w:r>
+              <w:rPr>
+                <w:sz w:val="16"/>
+              </w:rPr>
+              <w:t>RECIPE_DER, RECIPE_DEVICE, RECIPE_EE</w:t>
+            </w:r>
+          </w:p>
+        </w:tc>
+      </w:tr>
+    </w:tbl>
+    <w:p>
+      <w:pPr>
+        <w:spacing w:after="40"/>
+      </w:pPr>
+    </w:p>
+    <w:p>
+      <w:r>
+        <w:rPr>
+          <w:b w:val="0"/>
+        </w:rPr>
+        <w:t>Modeling rule (key decision from the reference): groups 1–5 are configuration on existing IS-U objects and are fulfilled by the Section 5.3 wrappers; group 6 is a true program lifecycle — the Enrollment Service delegates it to the DER platform APIs and stores only the cross-reference. The configurable Program/ProgramVersion catalog construct applies to group 6; groups 1–5 map to fixed recipe types.</w:t>
+      </w:r>
+    </w:p>
+    <w:p>
+      <w:pPr>
+        <w:pStyle w:val="Heading2"/>
+      </w:pPr>
+      <w:r>
+        <w:t>2.3 Data Flow Summary</w:t>
       </w:r>
     </w:p>
     <w:p>
@@ -1369,7 +1843,7 @@
               <w:rPr>
                 <w:sz w:val="17"/>
               </w:rPr>
-              <w:t>Installment plan existence (DPP hard stop)</w:t>
+              <w:t>Installment plan existence (DPA hard stop)</w:t>
             </w:r>
           </w:p>
         </w:tc>
@@ -3122,7 +3596,7 @@
               <w:rPr>
                 <w:sz w:val="17"/>
               </w:rPr>
-              <w:t>PTR, CPP, TOU, CARE rate variants</w:t>
+              <w:t>DPP (Dynamic Peak Pricing), PTR, CPP, TOU, CARE rate variants, Green Power, Community Solar</w:t>
             </w:r>
           </w:p>
         </w:tc>
@@ -3166,7 +3640,7 @@
               <w:rPr>
                 <w:sz w:val="17"/>
               </w:rPr>
-              <w:t>DPP</w:t>
+              <w:t>DPA (Deferred Payment Arrangement)</w:t>
             </w:r>
           </w:p>
         </w:tc>
@@ -3305,6 +3779,370 @@
                 <w:sz w:val="17"/>
               </w:rPr>
               <w:t>Smart Thermostat, PPS, AMI exchange</w:t>
+            </w:r>
+          </w:p>
+        </w:tc>
+      </w:tr>
+      <w:tr>
+        <w:tc>
+          <w:tcPr>
+            <w:tcW w:type="dxa" w:w="2736"/>
+          </w:tcPr>
+          <w:p>
+            <w:r/>
+            <w:r>
+              <w:rPr>
+                <w:sz w:val="17"/>
+              </w:rPr>
+              <w:t>Payment method / extension / deferral</w:t>
+            </w:r>
+          </w:p>
+        </w:tc>
+        <w:tc>
+          <w:tcPr>
+            <w:tcW w:type="dxa" w:w="4320"/>
+          </w:tcPr>
+          <w:p>
+            <w:r/>
+            <w:r>
+              <w:rPr>
+                <w:sz w:val="17"/>
+              </w:rPr>
+              <w:t>FI-CA payment method update + due-date deferral FMs wrapped as Z_EC_PAYMENT</w:t>
+            </w:r>
+          </w:p>
+        </w:tc>
+        <w:tc>
+          <w:tcPr>
+            <w:tcW w:type="dxa" w:w="2304"/>
+          </w:tcPr>
+          <w:p>
+            <w:r/>
+            <w:r>
+              <w:rPr>
+                <w:sz w:val="17"/>
+              </w:rPr>
+              <w:t>AutoPay, Payment Extension</w:t>
+            </w:r>
+          </w:p>
+        </w:tc>
+      </w:tr>
+      <w:tr>
+        <w:tc>
+          <w:tcPr>
+            <w:tcW w:type="dxa" w:w="2736"/>
+            <w:shd w:val="clear" w:fill="DEEAF6"/>
+          </w:tcPr>
+          <w:p>
+            <w:r/>
+            <w:r>
+              <w:rPr>
+                <w:sz w:val="17"/>
+              </w:rPr>
+              <w:t>Assistance status + discount</w:t>
+            </w:r>
+          </w:p>
+        </w:tc>
+        <w:tc>
+          <w:tcPr>
+            <w:tcW w:type="dxa" w:w="4320"/>
+            <w:shd w:val="clear" w:fill="DEEAF6"/>
+          </w:tcPr>
+          <w:p>
+            <w:r/>
+            <w:r>
+              <w:rPr>
+                <w:sz w:val="17"/>
+              </w:rPr>
+              <w:t>BP/CA status marks + rate discount operand wrapped as Z_EC_ASSIST; AMP forgiveness schedule via FI-CA</w:t>
+            </w:r>
+          </w:p>
+        </w:tc>
+        <w:tc>
+          <w:tcPr>
+            <w:tcW w:type="dxa" w:w="2304"/>
+            <w:shd w:val="clear" w:fill="DEEAF6"/>
+          </w:tcPr>
+          <w:p>
+            <w:r/>
+            <w:r>
+              <w:rPr>
+                <w:sz w:val="17"/>
+              </w:rPr>
+              <w:t>LIHEAP, PIPP, AMP, CARE/FERA, Medical Baseline</w:t>
+            </w:r>
+          </w:p>
+        </w:tc>
+      </w:tr>
+      <w:tr>
+        <w:tc>
+          <w:tcPr>
+            <w:tcW w:type="dxa" w:w="2736"/>
+          </w:tcPr>
+          <w:p>
+            <w:r/>
+            <w:r>
+              <w:rPr>
+                <w:sz w:val="17"/>
+              </w:rPr>
+              <w:t>Correspondence recipient / bill copy</w:t>
+            </w:r>
+          </w:p>
+        </w:tc>
+        <w:tc>
+          <w:tcPr>
+            <w:tcW w:type="dxa" w:w="4320"/>
+          </w:tcPr>
+          <w:p>
+            <w:r/>
+            <w:r>
+              <w:rPr>
+                <w:sz w:val="17"/>
+              </w:rPr>
+              <w:t>Correspondence control update wrapped as Z_EC_CORR</w:t>
+            </w:r>
+          </w:p>
+        </w:tc>
+        <w:tc>
+          <w:tcPr>
+            <w:tcW w:type="dxa" w:w="2304"/>
+          </w:tcPr>
+          <w:p>
+            <w:r/>
+            <w:r>
+              <w:rPr>
+                <w:sz w:val="17"/>
+              </w:rPr>
+              <w:t>Third-Party Notification, eBill</w:t>
+            </w:r>
+          </w:p>
+        </w:tc>
+      </w:tr>
+      <w:tr>
+        <w:tc>
+          <w:tcPr>
+            <w:tcW w:type="dxa" w:w="2736"/>
+            <w:shd w:val="clear" w:fill="DEEAF6"/>
+          </w:tcPr>
+          <w:p>
+            <w:r/>
+            <w:r>
+              <w:rPr>
+                <w:sz w:val="17"/>
+              </w:rPr>
+              <w:t>Joint invoicing / bill grouping</w:t>
+            </w:r>
+          </w:p>
+        </w:tc>
+        <w:tc>
+          <w:tcPr>
+            <w:tcW w:type="dxa" w:w="4320"/>
+            <w:shd w:val="clear" w:fill="DEEAF6"/>
+          </w:tcPr>
+          <w:p>
+            <w:r/>
+            <w:r>
+              <w:rPr>
+                <w:sz w:val="17"/>
+              </w:rPr>
+              <w:t>Bill grouping config wrapped as Z_EC_BILLGROUP</w:t>
+            </w:r>
+          </w:p>
+        </w:tc>
+        <w:tc>
+          <w:tcPr>
+            <w:tcW w:type="dxa" w:w="2304"/>
+            <w:shd w:val="clear" w:fill="DEEAF6"/>
+          </w:tcPr>
+          <w:p>
+            <w:r/>
+            <w:r>
+              <w:rPr>
+                <w:sz w:val="17"/>
+              </w:rPr>
+              <w:t>Summary / Consolidated Billing</w:t>
+            </w:r>
+          </w:p>
+        </w:tc>
+      </w:tr>
+      <w:tr>
+        <w:tc>
+          <w:tcPr>
+            <w:tcW w:type="dxa" w:w="2736"/>
+          </w:tcPr>
+          <w:p>
+            <w:r/>
+            <w:r>
+              <w:rPr>
+                <w:sz w:val="17"/>
+              </w:rPr>
+              <w:t>Product option / surcharge operand</w:t>
+            </w:r>
+          </w:p>
+        </w:tc>
+        <w:tc>
+          <w:tcPr>
+            <w:tcW w:type="dxa" w:w="4320"/>
+          </w:tcPr>
+          <w:p>
+            <w:r/>
+            <w:r>
+              <w:rPr>
+                <w:sz w:val="17"/>
+              </w:rPr>
+              <w:t>Installation operand update via Z_EC_RATECHANGE</w:t>
+            </w:r>
+          </w:p>
+        </w:tc>
+        <w:tc>
+          <w:tcPr>
+            <w:tcW w:type="dxa" w:w="2304"/>
+          </w:tcPr>
+          <w:p>
+            <w:r/>
+            <w:r>
+              <w:rPr>
+                <w:sz w:val="17"/>
+              </w:rPr>
+              <w:t>Green Power, Community Solar</w:t>
+            </w:r>
+          </w:p>
+        </w:tc>
+      </w:tr>
+      <w:tr>
+        <w:tc>
+          <w:tcPr>
+            <w:tcW w:type="dxa" w:w="2736"/>
+            <w:shd w:val="clear" w:fill="DEEAF6"/>
+          </w:tcPr>
+          <w:p>
+            <w:r/>
+            <w:r>
+              <w:rPr>
+                <w:sz w:val="17"/>
+              </w:rPr>
+              <w:t>DER platform handoff</w:t>
+            </w:r>
+          </w:p>
+        </w:tc>
+        <w:tc>
+          <w:tcPr>
+            <w:tcW w:type="dxa" w:w="4320"/>
+            <w:shd w:val="clear" w:fill="DEEAF6"/>
+          </w:tcPr>
+          <w:p>
+            <w:r/>
+            <w:r>
+              <w:rPr>
+                <w:sz w:val="17"/>
+              </w:rPr>
+              <w:t>DER platform enrollment API (BTP-to-BTP, no S/4HANA write except participation reference)</w:t>
+            </w:r>
+          </w:p>
+        </w:tc>
+        <w:tc>
+          <w:tcPr>
+            <w:tcW w:type="dxa" w:w="2304"/>
+            <w:shd w:val="clear" w:fill="DEEAF6"/>
+          </w:tcPr>
+          <w:p>
+            <w:r/>
+            <w:r>
+              <w:rPr>
+                <w:sz w:val="17"/>
+              </w:rPr>
+              <w:t>EV Managed Charging, OpenADR, thermostat/DLC dispatch programs</w:t>
+            </w:r>
+          </w:p>
+        </w:tc>
+      </w:tr>
+      <w:tr>
+        <w:tc>
+          <w:tcPr>
+            <w:tcW w:type="dxa" w:w="2736"/>
+          </w:tcPr>
+          <w:p>
+            <w:r/>
+            <w:r>
+              <w:rPr>
+                <w:sz w:val="17"/>
+              </w:rPr>
+              <w:t>Alert subscription</w:t>
+            </w:r>
+          </w:p>
+        </w:tc>
+        <w:tc>
+          <w:tcPr>
+            <w:tcW w:type="dxa" w:w="4320"/>
+          </w:tcPr>
+          <w:p>
+            <w:r/>
+            <w:r>
+              <w:rPr>
+                <w:sz w:val="17"/>
+              </w:rPr>
+              <w:t>Notification platform API (no S/4HANA write)</w:t>
+            </w:r>
+          </w:p>
+        </w:tc>
+        <w:tc>
+          <w:tcPr>
+            <w:tcW w:type="dxa" w:w="2304"/>
+          </w:tcPr>
+          <w:p>
+            <w:r/>
+            <w:r>
+              <w:rPr>
+                <w:sz w:val="17"/>
+              </w:rPr>
+              <w:t>Usage / High-Bill Alerts</w:t>
+            </w:r>
+          </w:p>
+        </w:tc>
+      </w:tr>
+      <w:tr>
+        <w:tc>
+          <w:tcPr>
+            <w:tcW w:type="dxa" w:w="2736"/>
+            <w:shd w:val="clear" w:fill="DEEAF6"/>
+          </w:tcPr>
+          <w:p>
+            <w:r/>
+            <w:r>
+              <w:rPr>
+                <w:sz w:val="17"/>
+              </w:rPr>
+              <w:t>EE rebate intake</w:t>
+            </w:r>
+          </w:p>
+        </w:tc>
+        <w:tc>
+          <w:tcPr>
+            <w:tcW w:type="dxa" w:w="4320"/>
+            <w:shd w:val="clear" w:fill="DEEAF6"/>
+          </w:tcPr>
+          <w:p>
+            <w:r/>
+            <w:r>
+              <w:rPr>
+                <w:sz w:val="17"/>
+              </w:rPr>
+              <w:t>EE/rebate system API or S/4HANA service order per landscape</w:t>
+            </w:r>
+          </w:p>
+        </w:tc>
+        <w:tc>
+          <w:tcPr>
+            <w:tcW w:type="dxa" w:w="2304"/>
+            <w:shd w:val="clear" w:fill="DEEAF6"/>
+          </w:tcPr>
+          <w:p>
+            <w:r/>
+            <w:r>
+              <w:rPr>
+                <w:sz w:val="17"/>
+              </w:rPr>
+              <w:t>Energy-Efficiency Rebates</w:t>
             </w:r>
           </w:p>
         </w:tc>
@@ -3969,7 +4807,7 @@
               <w:rPr>
                 <w:sz w:val="17"/>
               </w:rPr>
-              <w:t>RS_PTR_VALIDATION, RS_CPP_VALIDATION, RS_TOU_VALIDATION, RS_PPS_VALIDATION, RS_THERM_VALIDATION, RS_CSDD_VALIDATION, RS_EBILL_VALIDATION, RS_DPP_INT_VALIDATION (migrated), RS_BB_VALIDATION, RS_PREPAY_VALIDATION, RS_CARE_VALIDATION, RS_MED_VALIDATION, RS_CDR_VALIDATION</w:t>
+              <w:t>Rate/DR: RS_DPP_INT_VALIDATION (migrated legacy ruleset — Dynamic Peak Pricing), RS_PTR, RS_CPP, RS_TOU, RS_PPS, RS_THERM, RS_EVMC, RS_INTR, RS_ADR, RS_CDR, RS_GREEN, RS_CSOL. Billing/payment: RS_CSDD, RS_EBILL, RS_DPA (installment plan), RS_BB, RS_PREPAY, RS_AUTOPAY, RS_PEXT, RS_SUMBILL. Assistance/account: RS_CARE, RS_LIHEAP, RS_PIPP, RS_AMP, RS_MED, RS_TPN, RS_ALERTS, RS_EEREB (suffix _VALIDATION on all)</w:t>
             </w:r>
           </w:p>
         </w:tc>
@@ -3984,7 +4822,7 @@
               <w:rPr>
                 <w:sz w:val="17"/>
               </w:rPr>
-              <w:t>All rules of a ruleset execute completely — every failure is returned (no first-fail exit), per legacy design</w:t>
+              <w:t>All rules of a ruleset execute completely — every failure is returned (no first-fail exit), per legacy design. Note: legacy 'DPP' = Dynamic Peak Pricing (rate program); the payment plan is DPA</w:t>
             </w:r>
           </w:p>
         </w:tc>

--- a/Enrollment Center/Enrollment Center - Technical Design (S4HANA Data Sources, APIs, CDS, BRFplus) v1.0.docx
+++ b/Enrollment Center/Enrollment Center - Technical Design (S4HANA Data Sources, APIs, CDS, BRFplus) v1.0.docx
@@ -159,7 +159,7 @@
               <w:rPr>
                 <w:sz w:val="19"/>
               </w:rPr>
-              <w:t>1.1 (program catalog extended from the U.S. Utility Customer Programs Reference)</w:t>
+              <w:t>1.2 (adds per-utility device model, combo account patterns, DER asset context, medical dynamic-pricing rule)</w:t>
             </w:r>
           </w:p>
         </w:tc>
@@ -2207,7 +2207,7 @@
               <w:rPr>
                 <w:sz w:val="17"/>
               </w:rPr>
-              <w:t>Installed device + AMI capability (PTR/CPP/PrePay checks)</w:t>
+              <w:t>Installed device per utility: device no., meter no., AMI/AMR type, connection status (Connected / Comm fault / Manual read / Disconnected) — drives PTR/CPP/DPP/PrePay/Alerts checks and the UI device block</w:t>
             </w:r>
           </w:p>
         </w:tc>
@@ -2222,7 +2222,7 @@
               <w:rPr>
                 <w:sz w:val="17"/>
               </w:rPr>
-              <w:t>I_UtilsInstalledDevice, I_UtilitiesDeviceHeader/History, I_UtilsAdvncdMeteringSystem, C_UtilsInstalledDeviceQuery</w:t>
+              <w:t>I_UtilsInstalledDevice, I_UtilitiesDeviceHeader/History, I_UtilsAdvncdMeteringSystem, C_UtilsInstalledDeviceQuery; disconnection status via device/contract status</w:t>
             </w:r>
           </w:p>
         </w:tc>
@@ -2253,7 +2253,7 @@
               <w:rPr>
                 <w:sz w:val="17"/>
               </w:rPr>
-              <w:t>Meter reading context (validation prompts)</w:t>
+              <w:t>DER assets associated with the customer (EV charger, battery/BESS, solar, standby generation) — shown in context header; feeds EVMC/ADR/BESS eligibility</w:t>
             </w:r>
           </w:p>
         </w:tc>
@@ -2267,7 +2267,7 @@
               <w:rPr>
                 <w:sz w:val="17"/>
               </w:rPr>
-              <w:t>I_MeterReadingDocument, C_MeterReadingDocumentQuery</w:t>
+              <w:t>DER platform API (BTP-to-BTP read; TDD 2.2 group 6 — platform-owned lifecycle)</w:t>
             </w:r>
           </w:p>
         </w:tc>
@@ -2281,7 +2281,7 @@
               <w:rPr>
                 <w:sz w:val="17"/>
               </w:rPr>
-              <w:t>EABL, EABLG</w:t>
+              <w:t>None in S/4HANA (participation reference only in ZEC_ENROLL_HDR)</w:t>
             </w:r>
           </w:p>
         </w:tc>
@@ -2298,7 +2298,7 @@
               <w:rPr>
                 <w:sz w:val="17"/>
               </w:rPr>
-              <w:t>Billing history (eligibility rules: 12-month history, high-bill context)</w:t>
+              <w:t>Meter reading context (validation prompts)</w:t>
             </w:r>
           </w:p>
         </w:tc>
@@ -2313,7 +2313,7 @@
               <w:rPr>
                 <w:sz w:val="17"/>
               </w:rPr>
-              <w:t>I_ActualUtilsBillingDocument, C_UtilsContractToBeBilledQ</w:t>
+              <w:t>I_MeterReadingDocument, C_MeterReadingDocumentQuery</w:t>
             </w:r>
           </w:p>
         </w:tc>
@@ -2328,7 +2328,7 @@
               <w:rPr>
                 <w:sz w:val="17"/>
               </w:rPr>
-              <w:t>ERCH, ERDK, DBERCHZ*</w:t>
+              <w:t>EABL, EABLG</w:t>
             </w:r>
           </w:p>
         </w:tc>
@@ -2344,7 +2344,7 @@
               <w:rPr>
                 <w:sz w:val="17"/>
               </w:rPr>
-              <w:t>Owner allocation (landlord scenarios)</w:t>
+              <w:t>Billing history (eligibility rules: 12-month history, high-bill context)</w:t>
             </w:r>
           </w:p>
         </w:tc>
@@ -2358,7 +2358,7 @@
               <w:rPr>
                 <w:sz w:val="17"/>
               </w:rPr>
-              <w:t>I_UtilitiesOwnerAllocation, I_AllocOfInstToOwnership</w:t>
+              <w:t>I_ActualUtilsBillingDocument, C_UtilsContractToBeBilledQ</w:t>
             </w:r>
           </w:p>
         </w:tc>
@@ -2372,7 +2372,7 @@
               <w:rPr>
                 <w:sz w:val="17"/>
               </w:rPr>
-              <w:t>EVBS/EIGENTUM structures</w:t>
+              <w:t>ERCH, ERDK, DBERCHZ*</w:t>
             </w:r>
           </w:p>
         </w:tc>
@@ -2389,7 +2389,7 @@
               <w:rPr>
                 <w:sz w:val="17"/>
               </w:rPr>
-              <w:t>BPEM exception cases (status panel / exception links)</w:t>
+              <w:t>Owner allocation (landlord scenarios)</w:t>
             </w:r>
           </w:p>
         </w:tc>
@@ -2404,7 +2404,7 @@
               <w:rPr>
                 <w:sz w:val="17"/>
               </w:rPr>
-              <w:t>I_BPEMCaseQuery / C_BPEMCaseQuery</w:t>
+              <w:t>I_UtilitiesOwnerAllocation, I_AllocOfInstToOwnership</w:t>
             </w:r>
           </w:p>
         </w:tc>
@@ -2419,7 +2419,7 @@
               <w:rPr>
                 <w:sz w:val="17"/>
               </w:rPr>
-              <w:t>EMMA_CASE</w:t>
+              <w:t>EVBS/EIGENTUM structures</w:t>
             </w:r>
           </w:p>
         </w:tc>
@@ -2435,7 +2435,7 @@
               <w:rPr>
                 <w:sz w:val="17"/>
               </w:rPr>
-              <w:t>Program participation + enrollment history</w:t>
+              <w:t>BPEM exception cases (status panel / exception links)</w:t>
             </w:r>
           </w:p>
         </w:tc>
@@ -2449,7 +2449,7 @@
               <w:rPr>
                 <w:sz w:val="17"/>
               </w:rPr>
-              <w:t>Custom Z-table OData Z_EC_ENROLLMENT_SRV (Section 6) + HANA Cloud process store</w:t>
+              <w:t>I_BPEMCaseQuery / C_BPEMCaseQuery</w:t>
             </w:r>
           </w:p>
         </w:tc>
@@ -2463,7 +2463,7 @@
               <w:rPr>
                 <w:sz w:val="17"/>
               </w:rPr>
-              <w:t>ZEC_ENROLL_HDR, ZEC_ENROLL_HIST (custom)</w:t>
+              <w:t>EMMA_CASE</w:t>
             </w:r>
           </w:p>
         </w:tc>
@@ -2480,7 +2480,7 @@
               <w:rPr>
                 <w:sz w:val="17"/>
               </w:rPr>
-              <w:t>Rate catalog / allowed target rates</w:t>
+              <w:t>Program participation + enrollment history</w:t>
             </w:r>
           </w:p>
         </w:tc>
@@ -2495,7 +2495,7 @@
               <w:rPr>
                 <w:sz w:val="17"/>
               </w:rPr>
-              <w:t>Re-use legacy services ZRFC_GET_RATE_CATEGORY, Z_MIMO_MI/MO_RES_ALLOWED_RATES</w:t>
+              <w:t>Custom Z-table OData Z_EC_ENROLLMENT_SRV (Section 6) + HANA Cloud process store</w:t>
             </w:r>
           </w:p>
         </w:tc>
@@ -2503,6 +2503,50 @@
           <w:tcPr>
             <w:tcW w:type="dxa" w:w="3024"/>
             <w:shd w:val="clear" w:fill="DEEAF6"/>
+          </w:tcPr>
+          <w:p>
+            <w:r/>
+            <w:r>
+              <w:rPr>
+                <w:sz w:val="17"/>
+              </w:rPr>
+              <w:t>ZEC_ENROLL_HDR, ZEC_ENROLL_HIST (custom)</w:t>
+            </w:r>
+          </w:p>
+        </w:tc>
+      </w:tr>
+      <w:tr>
+        <w:tc>
+          <w:tcPr>
+            <w:tcW w:type="dxa" w:w="2736"/>
+          </w:tcPr>
+          <w:p>
+            <w:r/>
+            <w:r>
+              <w:rPr>
+                <w:sz w:val="17"/>
+              </w:rPr>
+              <w:t>Rate catalog / allowed target rates</w:t>
+            </w:r>
+          </w:p>
+        </w:tc>
+        <w:tc>
+          <w:tcPr>
+            <w:tcW w:type="dxa" w:w="3600"/>
+          </w:tcPr>
+          <w:p>
+            <w:r/>
+            <w:r>
+              <w:rPr>
+                <w:sz w:val="17"/>
+              </w:rPr>
+              <w:t>Re-use legacy services ZRFC_GET_RATE_CATEGORY, Z_MIMO_MI/MO_RES_ALLOWED_RATES</w:t>
+            </w:r>
+          </w:p>
+        </w:tc>
+        <w:tc>
+          <w:tcPr>
+            <w:tcW w:type="dxa" w:w="3024"/>
           </w:tcPr>
           <w:p>
             <w:r/>
@@ -2527,6 +2571,14 @@
           <w:b w:val="0"/>
         </w:rPr>
         <w:t>Note: table names are for orientation and debugging; where a released CDS view exists it is the mandated interface. Objects marked custom (Z…) are specified in Section 6. Names of FI-CA function-module-based checks are finalized during realization against the installed release.</w:t>
+      </w:r>
+    </w:p>
+    <w:p>
+      <w:r>
+        <w:rPr>
+          <w:b w:val="0"/>
+        </w:rPr>
+        <w:t>Account model (combo customers): the context service supports both combo patterns per CS-02 — (a) one contract account per utility division (separate CAs for electricity and gas under the same business partner) and (b) a single contract account spanning multiple divisions (joint invoicing). The context aggregate therefore keys devices and contracts by CA × division, and eligibility is evaluated per contract account and division — a program can be eligible on the electric service and blocked on the gas service of the same customer (e.g., AMI electric meter with AMR gas index).</w:t>
       </w:r>
     </w:p>
     <w:p>
